--- a/ky/wisdom-stories/explaining-ones-sorrow.docx
+++ b/ky/wisdom-stories/explaining-ones-sorrow.docx
@@ -39,7 +39,7 @@
           <w:sz w:val="22"/>
           <w:lang w:val="ky-KG"/>
         </w:rPr>
-        <w:t>Кайгысын жөн айтып берген — муңдуу адам; көркөм сөзгө салган — адабиятчы; абалынан сездирген — ашык; жылмаюусуна жашырган — ойчул.</w:t>
+        <w:t>Кайгысын жөн айтып берген — муңдуу адам; көркөм сөзгө салган — адабиятчы; абалынан сездирген — ашык; жылмаюусуна жашырган — даанышман.</w:t>
       </w:r>
     </w:p>
     <w:p>
@@ -63,7 +63,7 @@
           <w:sz w:val="22"/>
           <w:lang w:val="ky-KG"/>
         </w:rPr>
-        <w:t xml:space="preserve">Сабак: </w:t>
+        <w:t>Сабак: Ар ким кайгысын ар башкача көтөрөт. Бирөө сүйлөйт, бирөө жазат, бирөө унчукпай жылмаяйт. Эң терең кайгы көбүнчө эң терең унчукпоодо жашынат.</w:t>
       </w:r>
       <w:r>
         <w:rPr>
@@ -72,7 +72,6 @@
           <w:sz w:val="22"/>
           <w:lang w:val="ky-KG"/>
         </w:rPr>
-        <w:t>Ар ким кайгысын ар башкача көтөрөт. Бирөө сүйлөйт, бирөө жазат, бирөө жылмайып жашырат. Үн катпагандын да ичинде муң болушу мүмкүн.</w:t>
       </w:r>
     </w:p>
     <w:p>
@@ -92,7 +91,7 @@
           <w:sz w:val="18"/>
           <w:lang w:val="ky-KG"/>
         </w:rPr>
-        <w:t>Окуя ачык интернет булактарынан алынды.</w:t>
+        <w:t>Аңгемелер ачык интернет булактарынан алынган, иллюстрациялар болсо ЖИ менен түзүлгөн.</w:t>
       </w:r>
     </w:p>
     <w:sectPr>
